--- a/reports/thesis/SI_02_chapter_2.docx
+++ b/reports/thesis/SI_02_chapter_2.docx
@@ -440,7 +440,13 @@
         <w:t xml:space="preserve"> Table 2. </w:t>
       </w:r>
       <w:r>
-        <w:t>Model results from the binomial generalized linear mixed model looking at the impact of covariates on the probability of ravens leaving their territory daily (n</w:t>
+        <w:t>Model results from the binomial generalized linear mixed model looking at the impact of covariates</w:t>
+      </w:r>
+      <w:r>
+        <w:t>, including requiring ravens to visit wolf kills sites,</w:t>
+      </w:r>
+      <w:r>
+        <w:t xml:space="preserve"> on the probability of ravens leaving their territory daily (n</w:t>
       </w:r>
       <w:r>
         <w:rPr>
@@ -1206,6 +1212,7 @@
     <w:p>
       <w:pPr>
         <w:spacing w:line="480" w:lineRule="auto"/>
+        <w:jc w:val="center"/>
       </w:pPr>
       <w:r>
         <w:br w:type="page"/>
@@ -1215,6 +1222,820 @@
       <w:pPr>
         <w:spacing w:line="480" w:lineRule="auto"/>
       </w:pPr>
+      <w:r>
+        <w:lastRenderedPageBreak/>
+        <w:t>Supplementa</w:t>
+      </w:r>
+      <w:r>
+        <w:t>l</w:t>
+      </w:r>
+      <w:r>
+        <w:t xml:space="preserve"> Table </w:t>
+      </w:r>
+      <w:r>
+        <w:t>3</w:t>
+      </w:r>
+      <w:r>
+        <w:t>. Model results from the binomial generalized linear mixed model looking at the impact of covariates</w:t>
+      </w:r>
+      <w:r>
+        <w:t xml:space="preserve">, including </w:t>
+      </w:r>
+      <w:r>
+        <w:t>the assumption of perfect</w:t>
+      </w:r>
+      <w:r>
+        <w:t xml:space="preserve"> raven</w:t>
+      </w:r>
+      <w:r>
+        <w:t xml:space="preserve"> knowledge about</w:t>
+      </w:r>
+      <w:r>
+        <w:t xml:space="preserve"> wolf kills sites,</w:t>
+      </w:r>
+      <w:r>
+        <w:t xml:space="preserve"> </w:t>
+      </w:r>
+      <w:r>
+        <w:t>on the probability of ravens leaving their territory daily (n</w:t>
+      </w:r>
+      <w:r>
+        <w:rPr>
+          <w:vertAlign w:val="subscript"/>
+        </w:rPr>
+        <w:t>days</w:t>
+      </w:r>
+      <w:r>
+        <w:t xml:space="preserve"> = </w:t>
+      </w:r>
+      <w:r>
+        <w:t>1536</w:t>
+      </w:r>
+      <w:r>
+        <w:t>).</w:t>
+      </w:r>
+    </w:p>
+    <w:tbl>
+      <w:tblPr>
+        <w:tblStyle w:val="TableGrid"/>
+        <w:tblW w:w="0" w:type="auto"/>
+        <w:tblLook w:val="04A0" w:firstRow="1" w:lastRow="0" w:firstColumn="1" w:lastColumn="0" w:noHBand="0" w:noVBand="1"/>
+      </w:tblPr>
+      <w:tblGrid>
+        <w:gridCol w:w="2695"/>
+        <w:gridCol w:w="1979"/>
+        <w:gridCol w:w="2338"/>
+        <w:gridCol w:w="1803"/>
+      </w:tblGrid>
+      <w:tr>
+        <w:tc>
+          <w:tcPr>
+            <w:tcW w:w="2695" w:type="dxa"/>
+          </w:tcPr>
+          <w:p>
+            <w:pPr>
+              <w:spacing w:line="480" w:lineRule="auto"/>
+            </w:pPr>
+          </w:p>
+        </w:tc>
+        <w:tc>
+          <w:tcPr>
+            <w:tcW w:w="1979" w:type="dxa"/>
+          </w:tcPr>
+          <w:p>
+            <w:pPr>
+              <w:spacing w:line="480" w:lineRule="auto"/>
+            </w:pPr>
+            <w:r>
+              <w:t>Estimate</w:t>
+            </w:r>
+          </w:p>
+        </w:tc>
+        <w:tc>
+          <w:tcPr>
+            <w:tcW w:w="2338" w:type="dxa"/>
+          </w:tcPr>
+          <w:p>
+            <w:pPr>
+              <w:spacing w:line="480" w:lineRule="auto"/>
+            </w:pPr>
+            <w:r>
+              <w:t>Standard Error</w:t>
+            </w:r>
+          </w:p>
+        </w:tc>
+        <w:tc>
+          <w:tcPr>
+            <w:tcW w:w="1803" w:type="dxa"/>
+          </w:tcPr>
+          <w:p>
+            <w:pPr>
+              <w:spacing w:line="480" w:lineRule="auto"/>
+            </w:pPr>
+            <w:r>
+              <w:t>p-value</w:t>
+            </w:r>
+          </w:p>
+        </w:tc>
+      </w:tr>
+      <w:tr>
+        <w:tc>
+          <w:tcPr>
+            <w:tcW w:w="2695" w:type="dxa"/>
+          </w:tcPr>
+          <w:p>
+            <w:pPr>
+              <w:spacing w:line="480" w:lineRule="auto"/>
+            </w:pPr>
+            <w:r>
+              <w:t>Intercept</w:t>
+            </w:r>
+          </w:p>
+        </w:tc>
+        <w:tc>
+          <w:tcPr>
+            <w:tcW w:w="1979" w:type="dxa"/>
+          </w:tcPr>
+          <w:p>
+            <w:pPr>
+              <w:spacing w:line="480" w:lineRule="auto"/>
+            </w:pPr>
+            <w:r>
+              <w:t>2.</w:t>
+            </w:r>
+            <w:r>
+              <w:t>294565</w:t>
+            </w:r>
+          </w:p>
+        </w:tc>
+        <w:tc>
+          <w:tcPr>
+            <w:tcW w:w="2338" w:type="dxa"/>
+          </w:tcPr>
+          <w:p>
+            <w:pPr>
+              <w:spacing w:line="480" w:lineRule="auto"/>
+            </w:pPr>
+            <w:r>
+              <w:t>0.</w:t>
+            </w:r>
+            <w:r>
+              <w:t>480415</w:t>
+            </w:r>
+          </w:p>
+        </w:tc>
+        <w:tc>
+          <w:tcPr>
+            <w:tcW w:w="1803" w:type="dxa"/>
+          </w:tcPr>
+          <w:p>
+            <w:pPr>
+              <w:spacing w:line="480" w:lineRule="auto"/>
+            </w:pPr>
+            <w:r>
+              <w:t>1.79e-6</w:t>
+            </w:r>
+          </w:p>
+        </w:tc>
+      </w:tr>
+      <w:tr>
+        <w:tc>
+          <w:tcPr>
+            <w:tcW w:w="2695" w:type="dxa"/>
+          </w:tcPr>
+          <w:p>
+            <w:pPr>
+              <w:spacing w:line="480" w:lineRule="auto"/>
+            </w:pPr>
+            <w:r>
+              <w:t>Available</w:t>
+            </w:r>
+            <w:r>
+              <w:t xml:space="preserve"> kill </w:t>
+            </w:r>
+            <w:r>
+              <w:t>(TRUE)</w:t>
+            </w:r>
+          </w:p>
+        </w:tc>
+        <w:tc>
+          <w:tcPr>
+            <w:tcW w:w="1979" w:type="dxa"/>
+          </w:tcPr>
+          <w:p>
+            <w:pPr>
+              <w:spacing w:line="480" w:lineRule="auto"/>
+            </w:pPr>
+            <w:r>
+              <w:t>-</w:t>
+            </w:r>
+            <w:r>
+              <w:t>0.912838</w:t>
+            </w:r>
+          </w:p>
+        </w:tc>
+        <w:tc>
+          <w:tcPr>
+            <w:tcW w:w="2338" w:type="dxa"/>
+          </w:tcPr>
+          <w:p>
+            <w:pPr>
+              <w:spacing w:line="480" w:lineRule="auto"/>
+            </w:pPr>
+            <w:r>
+              <w:t>0.390514</w:t>
+            </w:r>
+          </w:p>
+        </w:tc>
+        <w:tc>
+          <w:tcPr>
+            <w:tcW w:w="1803" w:type="dxa"/>
+          </w:tcPr>
+          <w:p>
+            <w:pPr>
+              <w:spacing w:line="480" w:lineRule="auto"/>
+            </w:pPr>
+            <w:r>
+              <w:t>0.</w:t>
+            </w:r>
+            <w:r>
+              <w:t>0</w:t>
+            </w:r>
+            <w:r>
+              <w:t>194</w:t>
+            </w:r>
+          </w:p>
+        </w:tc>
+      </w:tr>
+      <w:tr>
+        <w:tc>
+          <w:tcPr>
+            <w:tcW w:w="2695" w:type="dxa"/>
+          </w:tcPr>
+          <w:p>
+            <w:pPr>
+              <w:spacing w:line="480" w:lineRule="auto"/>
+            </w:pPr>
+            <w:r>
+              <w:t>Hunting biomass</w:t>
+            </w:r>
+          </w:p>
+        </w:tc>
+        <w:tc>
+          <w:tcPr>
+            <w:tcW w:w="1979" w:type="dxa"/>
+          </w:tcPr>
+          <w:p>
+            <w:pPr>
+              <w:spacing w:line="480" w:lineRule="auto"/>
+            </w:pPr>
+            <w:r>
+              <w:t>-0.004356</w:t>
+            </w:r>
+          </w:p>
+        </w:tc>
+        <w:tc>
+          <w:tcPr>
+            <w:tcW w:w="2338" w:type="dxa"/>
+          </w:tcPr>
+          <w:p>
+            <w:pPr>
+              <w:spacing w:line="480" w:lineRule="auto"/>
+            </w:pPr>
+            <w:r>
+              <w:t>0.</w:t>
+            </w:r>
+            <w:r>
+              <w:t>087276</w:t>
+            </w:r>
+          </w:p>
+        </w:tc>
+        <w:tc>
+          <w:tcPr>
+            <w:tcW w:w="1803" w:type="dxa"/>
+          </w:tcPr>
+          <w:p>
+            <w:pPr>
+              <w:spacing w:line="480" w:lineRule="auto"/>
+            </w:pPr>
+            <w:r>
+              <w:t>0.</w:t>
+            </w:r>
+            <w:r>
+              <w:t>9585</w:t>
+            </w:r>
+          </w:p>
+        </w:tc>
+      </w:tr>
+      <w:tr>
+        <w:tc>
+          <w:tcPr>
+            <w:tcW w:w="2695" w:type="dxa"/>
+          </w:tcPr>
+          <w:p>
+            <w:pPr>
+              <w:spacing w:line="480" w:lineRule="auto"/>
+            </w:pPr>
+            <w:r>
+              <w:t>Hunting season (TRUE)</w:t>
+            </w:r>
+          </w:p>
+        </w:tc>
+        <w:tc>
+          <w:tcPr>
+            <w:tcW w:w="1979" w:type="dxa"/>
+          </w:tcPr>
+          <w:p>
+            <w:pPr>
+              <w:spacing w:line="480" w:lineRule="auto"/>
+            </w:pPr>
+            <w:r>
+              <w:t>-0.</w:t>
+            </w:r>
+            <w:r>
+              <w:t>111036</w:t>
+            </w:r>
+          </w:p>
+        </w:tc>
+        <w:tc>
+          <w:tcPr>
+            <w:tcW w:w="2338" w:type="dxa"/>
+          </w:tcPr>
+          <w:p>
+            <w:pPr>
+              <w:spacing w:line="480" w:lineRule="auto"/>
+            </w:pPr>
+            <w:r>
+              <w:t>0.</w:t>
+            </w:r>
+            <w:r>
+              <w:t>227746</w:t>
+            </w:r>
+          </w:p>
+        </w:tc>
+        <w:tc>
+          <w:tcPr>
+            <w:tcW w:w="1803" w:type="dxa"/>
+          </w:tcPr>
+          <w:p>
+            <w:pPr>
+              <w:spacing w:line="480" w:lineRule="auto"/>
+            </w:pPr>
+            <w:r>
+              <w:t>0.</w:t>
+            </w:r>
+            <w:r>
+              <w:t>6259</w:t>
+            </w:r>
+          </w:p>
+        </w:tc>
+      </w:tr>
+      <w:tr>
+        <w:tc>
+          <w:tcPr>
+            <w:tcW w:w="2695" w:type="dxa"/>
+          </w:tcPr>
+          <w:p>
+            <w:pPr>
+              <w:spacing w:line="480" w:lineRule="auto"/>
+            </w:pPr>
+            <w:r>
+              <w:t>Kill density</w:t>
+            </w:r>
+          </w:p>
+        </w:tc>
+        <w:tc>
+          <w:tcPr>
+            <w:tcW w:w="1979" w:type="dxa"/>
+          </w:tcPr>
+          <w:p>
+            <w:pPr>
+              <w:spacing w:line="480" w:lineRule="auto"/>
+            </w:pPr>
+            <w:r>
+              <w:t>0.</w:t>
+            </w:r>
+            <w:r>
+              <w:t>272735</w:t>
+            </w:r>
+          </w:p>
+        </w:tc>
+        <w:tc>
+          <w:tcPr>
+            <w:tcW w:w="2338" w:type="dxa"/>
+          </w:tcPr>
+          <w:p>
+            <w:pPr>
+              <w:spacing w:line="480" w:lineRule="auto"/>
+            </w:pPr>
+            <w:r>
+              <w:t>0.</w:t>
+            </w:r>
+            <w:r>
+              <w:t>486713</w:t>
+            </w:r>
+          </w:p>
+        </w:tc>
+        <w:tc>
+          <w:tcPr>
+            <w:tcW w:w="1803" w:type="dxa"/>
+          </w:tcPr>
+          <w:p>
+            <w:pPr>
+              <w:spacing w:line="480" w:lineRule="auto"/>
+            </w:pPr>
+            <w:r>
+              <w:t>0.</w:t>
+            </w:r>
+            <w:r>
+              <w:t>5752</w:t>
+            </w:r>
+          </w:p>
+        </w:tc>
+      </w:tr>
+      <w:tr>
+        <w:tc>
+          <w:tcPr>
+            <w:tcW w:w="2695" w:type="dxa"/>
+          </w:tcPr>
+          <w:p>
+            <w:pPr>
+              <w:spacing w:line="480" w:lineRule="auto"/>
+            </w:pPr>
+            <w:r>
+              <w:t>Distance</w:t>
+            </w:r>
+          </w:p>
+        </w:tc>
+        <w:tc>
+          <w:tcPr>
+            <w:tcW w:w="1979" w:type="dxa"/>
+          </w:tcPr>
+          <w:p>
+            <w:pPr>
+              <w:spacing w:line="480" w:lineRule="auto"/>
+            </w:pPr>
+            <w:r>
+              <w:t>-0.</w:t>
+            </w:r>
+            <w:r>
+              <w:t>106301</w:t>
+            </w:r>
+          </w:p>
+        </w:tc>
+        <w:tc>
+          <w:tcPr>
+            <w:tcW w:w="2338" w:type="dxa"/>
+          </w:tcPr>
+          <w:p>
+            <w:pPr>
+              <w:spacing w:line="480" w:lineRule="auto"/>
+            </w:pPr>
+            <w:r>
+              <w:t>0.</w:t>
+            </w:r>
+            <w:r>
+              <w:t>444098</w:t>
+            </w:r>
+          </w:p>
+        </w:tc>
+        <w:tc>
+          <w:tcPr>
+            <w:tcW w:w="1803" w:type="dxa"/>
+          </w:tcPr>
+          <w:p>
+            <w:pPr>
+              <w:spacing w:line="480" w:lineRule="auto"/>
+            </w:pPr>
+            <w:r>
+              <w:t>0.</w:t>
+            </w:r>
+            <w:r>
+              <w:t>8108</w:t>
+            </w:r>
+          </w:p>
+        </w:tc>
+      </w:tr>
+      <w:tr>
+        <w:tc>
+          <w:tcPr>
+            <w:tcW w:w="2695" w:type="dxa"/>
+          </w:tcPr>
+          <w:p>
+            <w:pPr>
+              <w:spacing w:line="480" w:lineRule="auto"/>
+            </w:pPr>
+            <w:r>
+              <w:t>Study period (Late)</w:t>
+            </w:r>
+          </w:p>
+        </w:tc>
+        <w:tc>
+          <w:tcPr>
+            <w:tcW w:w="1979" w:type="dxa"/>
+          </w:tcPr>
+          <w:p>
+            <w:pPr>
+              <w:spacing w:line="480" w:lineRule="auto"/>
+            </w:pPr>
+            <w:r>
+              <w:t>0.</w:t>
+            </w:r>
+            <w:r>
+              <w:t>079151</w:t>
+            </w:r>
+          </w:p>
+        </w:tc>
+        <w:tc>
+          <w:tcPr>
+            <w:tcW w:w="2338" w:type="dxa"/>
+          </w:tcPr>
+          <w:p>
+            <w:pPr>
+              <w:spacing w:line="480" w:lineRule="auto"/>
+            </w:pPr>
+            <w:r>
+              <w:t>0.</w:t>
+            </w:r>
+            <w:r>
+              <w:t>22637</w:t>
+            </w:r>
+          </w:p>
+        </w:tc>
+        <w:tc>
+          <w:tcPr>
+            <w:tcW w:w="1803" w:type="dxa"/>
+          </w:tcPr>
+          <w:p>
+            <w:pPr>
+              <w:spacing w:line="480" w:lineRule="auto"/>
+            </w:pPr>
+            <w:r>
+              <w:t>0.</w:t>
+            </w:r>
+            <w:r>
+              <w:t>7266</w:t>
+            </w:r>
+          </w:p>
+        </w:tc>
+      </w:tr>
+      <w:tr>
+        <w:tc>
+          <w:tcPr>
+            <w:tcW w:w="2695" w:type="dxa"/>
+          </w:tcPr>
+          <w:p>
+            <w:pPr>
+              <w:spacing w:line="480" w:lineRule="auto"/>
+            </w:pPr>
+            <w:r>
+              <w:t>Snow depth</w:t>
+            </w:r>
+          </w:p>
+        </w:tc>
+        <w:tc>
+          <w:tcPr>
+            <w:tcW w:w="1979" w:type="dxa"/>
+          </w:tcPr>
+          <w:p>
+            <w:pPr>
+              <w:spacing w:line="480" w:lineRule="auto"/>
+            </w:pPr>
+            <w:r>
+              <w:t>0.</w:t>
+            </w:r>
+            <w:r>
+              <w:t>136961</w:t>
+            </w:r>
+          </w:p>
+        </w:tc>
+        <w:tc>
+          <w:tcPr>
+            <w:tcW w:w="2338" w:type="dxa"/>
+          </w:tcPr>
+          <w:p>
+            <w:pPr>
+              <w:spacing w:line="480" w:lineRule="auto"/>
+            </w:pPr>
+            <w:r>
+              <w:t>0.108</w:t>
+            </w:r>
+            <w:r>
+              <w:t>29</w:t>
+            </w:r>
+          </w:p>
+        </w:tc>
+        <w:tc>
+          <w:tcPr>
+            <w:tcW w:w="1803" w:type="dxa"/>
+          </w:tcPr>
+          <w:p>
+            <w:pPr>
+              <w:spacing w:line="480" w:lineRule="auto"/>
+            </w:pPr>
+            <w:r>
+              <w:t>0.</w:t>
+            </w:r>
+            <w:r>
+              <w:t>206</w:t>
+            </w:r>
+          </w:p>
+        </w:tc>
+      </w:tr>
+      <w:tr>
+        <w:tc>
+          <w:tcPr>
+            <w:tcW w:w="2695" w:type="dxa"/>
+          </w:tcPr>
+          <w:p>
+            <w:pPr>
+              <w:spacing w:line="480" w:lineRule="auto"/>
+            </w:pPr>
+            <w:r>
+              <w:t>Max temperature</w:t>
+            </w:r>
+          </w:p>
+        </w:tc>
+        <w:tc>
+          <w:tcPr>
+            <w:tcW w:w="1979" w:type="dxa"/>
+          </w:tcPr>
+          <w:p>
+            <w:pPr>
+              <w:spacing w:line="480" w:lineRule="auto"/>
+            </w:pPr>
+            <w:r>
+              <w:t>-0.</w:t>
+            </w:r>
+            <w:r>
+              <w:t>068694</w:t>
+            </w:r>
+          </w:p>
+        </w:tc>
+        <w:tc>
+          <w:tcPr>
+            <w:tcW w:w="2338" w:type="dxa"/>
+          </w:tcPr>
+          <w:p>
+            <w:pPr>
+              <w:spacing w:line="480" w:lineRule="auto"/>
+            </w:pPr>
+            <w:r>
+              <w:t>0.</w:t>
+            </w:r>
+            <w:r>
+              <w:t>093494</w:t>
+            </w:r>
+          </w:p>
+        </w:tc>
+        <w:tc>
+          <w:tcPr>
+            <w:tcW w:w="1803" w:type="dxa"/>
+          </w:tcPr>
+          <w:p>
+            <w:pPr>
+              <w:spacing w:line="480" w:lineRule="auto"/>
+            </w:pPr>
+            <w:r>
+              <w:t>0.</w:t>
+            </w:r>
+            <w:r>
+              <w:t>4625</w:t>
+            </w:r>
+          </w:p>
+        </w:tc>
+      </w:tr>
+      <w:tr>
+        <w:tc>
+          <w:tcPr>
+            <w:tcW w:w="2695" w:type="dxa"/>
+          </w:tcPr>
+          <w:p>
+            <w:pPr>
+              <w:spacing w:line="480" w:lineRule="auto"/>
+            </w:pPr>
+            <w:r>
+              <w:t>Proportion traveling</w:t>
+            </w:r>
+          </w:p>
+        </w:tc>
+        <w:tc>
+          <w:tcPr>
+            <w:tcW w:w="1979" w:type="dxa"/>
+          </w:tcPr>
+          <w:p>
+            <w:pPr>
+              <w:spacing w:line="480" w:lineRule="auto"/>
+            </w:pPr>
+            <w:r>
+              <w:t>0.</w:t>
+            </w:r>
+            <w:r>
+              <w:t>132088</w:t>
+            </w:r>
+          </w:p>
+        </w:tc>
+        <w:tc>
+          <w:tcPr>
+            <w:tcW w:w="2338" w:type="dxa"/>
+          </w:tcPr>
+          <w:p>
+            <w:pPr>
+              <w:spacing w:line="480" w:lineRule="auto"/>
+            </w:pPr>
+            <w:r>
+              <w:t>0.</w:t>
+            </w:r>
+            <w:r>
+              <w:t>089571</w:t>
+            </w:r>
+          </w:p>
+        </w:tc>
+        <w:tc>
+          <w:tcPr>
+            <w:tcW w:w="1803" w:type="dxa"/>
+          </w:tcPr>
+          <w:p>
+            <w:pPr>
+              <w:spacing w:line="480" w:lineRule="auto"/>
+            </w:pPr>
+            <w:r>
+              <w:t>0.</w:t>
+            </w:r>
+            <w:r>
+              <w:t>1403</w:t>
+            </w:r>
+          </w:p>
+        </w:tc>
+      </w:tr>
+      <w:tr>
+        <w:tc>
+          <w:tcPr>
+            <w:tcW w:w="2695" w:type="dxa"/>
+          </w:tcPr>
+          <w:p>
+            <w:pPr>
+              <w:spacing w:line="480" w:lineRule="auto"/>
+            </w:pPr>
+            <w:r>
+              <w:t>Wolf kill * hunting Biomass</w:t>
+            </w:r>
+          </w:p>
+        </w:tc>
+        <w:tc>
+          <w:tcPr>
+            <w:tcW w:w="1979" w:type="dxa"/>
+          </w:tcPr>
+          <w:p>
+            <w:pPr>
+              <w:spacing w:line="480" w:lineRule="auto"/>
+            </w:pPr>
+            <w:r>
+              <w:t>-0.</w:t>
+            </w:r>
+            <w:r>
+              <w:t>358084</w:t>
+            </w:r>
+          </w:p>
+        </w:tc>
+        <w:tc>
+          <w:tcPr>
+            <w:tcW w:w="2338" w:type="dxa"/>
+          </w:tcPr>
+          <w:p>
+            <w:pPr>
+              <w:spacing w:line="480" w:lineRule="auto"/>
+            </w:pPr>
+            <w:r>
+              <w:t>0.534678</w:t>
+            </w:r>
+          </w:p>
+        </w:tc>
+        <w:tc>
+          <w:tcPr>
+            <w:tcW w:w="1803" w:type="dxa"/>
+          </w:tcPr>
+          <w:p>
+            <w:pPr>
+              <w:spacing w:line="480" w:lineRule="auto"/>
+            </w:pPr>
+            <w:r>
+              <w:t>0.</w:t>
+            </w:r>
+            <w:r>
+              <w:t>503</w:t>
+            </w:r>
+          </w:p>
+        </w:tc>
+      </w:tr>
+    </w:tbl>
+    <w:p>
+      <w:pPr>
+        <w:spacing w:line="480" w:lineRule="auto"/>
+      </w:pPr>
+      <w:r>
+        <w:br w:type="page"/>
+      </w:r>
     </w:p>
     <w:p>
       <w:pPr>
@@ -1222,6 +2043,7 @@
         <w:jc w:val="center"/>
       </w:pPr>
       <w:r>
+        <w:lastRenderedPageBreak/>
         <w:t>Appendix D</w:t>
       </w:r>
     </w:p>
@@ -1230,7 +2052,13 @@
         <w:spacing w:line="480" w:lineRule="auto"/>
       </w:pPr>
       <w:r>
-        <w:t>Table 2. Model results from the binomial generalized linear mixed model looking at the impact of covariates on the probability of ravens visiting the hunting areas surrounding Gardiner, MT when they choose to leave their territory daily (n</w:t>
+        <w:t xml:space="preserve">Table </w:t>
+      </w:r>
+      <w:r>
+        <w:t>4</w:t>
+      </w:r>
+      <w:r>
+        <w:t>. Model results from the binomial generalized linear mixed model looking at the impact of covariates on the probability of ravens visiting the hunting areas surrounding Gardiner, MT when they choose to leave their territory daily (n</w:t>
       </w:r>
       <w:r>
         <w:rPr>
